--- a/corpus/synthetic/hf-images__010.docx
+++ b/corpus/synthetic/hf-images__010.docx
@@ -21,30 +21,23 @@
   <w:p>
     <w:r>
       <w:drawing>
-        <wp:inline distT="0" distB="0" distL="0" distR="0">
-          <wp:extent cx="381000" cy="190500"/>
+        <wp:anchor behindDoc="0">
+          <wp:positionV relativeFrom="page">
+            <wp:posOffset>335280</wp:posOffset>
+          </wp:positionV>
+          <wp:extent cx="381000" cy="377190"/>
+          <wp:wrapNone/>
           <wp:docPr id="1" name="Logo"/>
           <a:graphic>
             <a:graphicData uri="http://schemas.openxmlformats.org/drawingml/2006/picture">
-              <mc:AlternateContent xmlns:mc="http://schemas.openxmlformats.org/markup-compatibility/2006">
-                <mc:Choice Requires="ma">
-                  <pic:pic>
-                    <pic:blipFill>
-                      <a:blip r:embed="rId9"/>
-                    </pic:blipFill>
-                  </pic:pic>
-                </mc:Choice>
-                <mc:Fallback>
-                  <pic:pic>
-                    <pic:blipFill>
-                      <a:blip r:embed="rId1"/>
-                    </pic:blipFill>
-                  </pic:pic>
-                </mc:Fallback>
-              </mc:AlternateContent>
+              <pic:pic>
+                <pic:blipFill>
+                  <a:blip r:embed="rId1"/>
+                </pic:blipFill>
+              </pic:pic>
             </a:graphicData>
           </a:graphic>
-        </wp:inline>
+        </wp:anchor>
       </w:drawing>
     </w:r>
   </w:p>
